--- a/barlow/finesst_submission/2_expertise_resources_NOT_anonymized/current_pending_FI_goodrichV2.docx
+++ b/barlow/finesst_submission/2_expertise_resources_NOT_anonymized/current_pending_FI_goodrichV2.docx
@@ -444,7 +444,7 @@
         <w:t xml:space="preserve">Overall Objectives: </w:t>
       </w:r>
       <w:r>
-        <w:t>Attribute two decades of measured stream-channel and valley-floor geomorphic change in the McMurdo Dry Valleys to climate drivers, using multi-epoch lidar and satellite-DEM differencing with per-pixel calibrated uncertainty.</w:t>
+        <w:t>Attribute two decades of measured stream-channel and valley-floor geomorphic change in the McMurdo Dry Valleys to climate drivers, using multi-epoch LiDAR and satellite-DEM differencing with per-pixel calibrated uncertainty.</w:t>
       </w:r>
     </w:p>
     <w:p>
